--- a/labs/lab02/report/report.docx
+++ b/labs/lab02/report/report.docx
@@ -99,7 +99,7 @@
         <w:pStyle w:val="FirstParagraph"/>
       </w:pPr>
       <w:r>
-        <w:t xml:space="preserve">Получение практических навыков работы в консоли с атрибутами файлов, закрепление теоретических основ дискреционного разграничения доступа в современных системах с открытым кодом на базе ОС Linux.</w:t>
+        <w:t xml:space="preserve">Построение простейших моделей сети на базе коммутатора и маршрутизаторов FRR и VyOS в GNS3, анализ трафика посредством Wireshark.</w:t>
       </w:r>
     </w:p>
     <w:bookmarkEnd w:id="20"/>
@@ -130,19 +130,13 @@
         <w:pStyle w:val="Compact"/>
       </w:pPr>
       <w:r>
-        <w:t xml:space="preserve">Создание учетной записи пользователя</w:t>
+        <w:t xml:space="preserve">Построить в GNS3 топологию сети, состоящей из коммутатора Ethernet и двух</w:t>
       </w:r>
       <w:r>
         <w:t xml:space="preserve"> </w:t>
       </w:r>
       <w:r>
-        <w:rPr>
-          <w:rStyle w:val="VerbatimChar"/>
-        </w:rPr>
-        <w:t xml:space="preserve">guest</w:t>
-      </w:r>
-      <w:r>
-        <w:t xml:space="preserve">.</w:t>
+        <w:t xml:space="preserve">оконечных устройств (персональных компьютеров).</w:t>
       </w:r>
     </w:p>
     <w:p>
@@ -154,47 +148,17 @@
         <w:pStyle w:val="Compact"/>
       </w:pPr>
       <w:r>
-        <w:t xml:space="preserve">Анализ атрибутов и параметров учетной записи (UID, GID).</w:t>
-      </w:r>
-    </w:p>
-    <w:p>
-      <w:pPr>
-        <w:numPr>
-          <w:ilvl w:val="0"/>
-          <w:numId w:val="1001"/>
-        </w:numPr>
-        <w:pStyle w:val="Compact"/>
-      </w:pPr>
-      <w:r>
-        <w:t xml:space="preserve">Исследование прав доступа к директориям в</w:t>
+        <w:t xml:space="preserve">Задать оконечным устройствам IP-адреса в сети 192.168.1.0/24. Проверить</w:t>
       </w:r>
       <w:r>
         <w:t xml:space="preserve"> </w:t>
       </w:r>
       <w:r>
-        <w:rPr>
-          <w:rStyle w:val="VerbatimChar"/>
-        </w:rPr>
-        <w:t xml:space="preserve">/home</w:t>
-      </w:r>
-      <w:r>
-        <w:t xml:space="preserve">.</w:t>
-      </w:r>
-    </w:p>
-    <w:p>
-      <w:pPr>
-        <w:numPr>
-          <w:ilvl w:val="0"/>
-          <w:numId w:val="1001"/>
-        </w:numPr>
-        <w:pStyle w:val="Compact"/>
-      </w:pPr>
-      <w:r>
-        <w:t xml:space="preserve">Практическое изучение влияния прав доступа на возможность создания файлов и работу с каталогами.</w:t>
+        <w:t xml:space="preserve">связь.</w:t>
       </w:r>
     </w:p>
     <w:bookmarkEnd w:id="21"/>
-    <w:bookmarkStart w:id="43" w:name="выполнение-лабораторной-работы"/>
+    <w:bookmarkStart w:id="52" w:name="выполнение-лабораторной-работы"/>
     <w:p>
       <w:pPr>
         <w:pStyle w:val="Heading1"/>
@@ -217,22 +181,7 @@
         <w:pStyle w:val="FirstParagraph"/>
       </w:pPr>
       <w:r>
-        <w:t xml:space="preserve">Первым делом, используя учетную запись администратора, мы создаем нового пользователя</w:t>
-      </w:r>
-      <w:r>
-        <w:t xml:space="preserve"> </w:t>
-      </w:r>
-      <w:r>
-        <w:rPr>
-          <w:rStyle w:val="VerbatimChar"/>
-        </w:rPr>
-        <w:t xml:space="preserve">guest</w:t>
-      </w:r>
-      <w:r>
-        <w:t xml:space="preserve"> </w:t>
-      </w:r>
-      <w:r>
-        <w:t xml:space="preserve">и устанавливаем для него пароль. Это необходимо для дальнейшего тестирования прав доступа от лица обычного пользователя (рис.</w:t>
+        <w:t xml:space="preserve">Cперва В GNS3 была создана топология, состоящая из двух виртуальных персональных компьютеров VPCS и Ethernet-коммутатора.(рис.</w:t>
       </w:r>
       <w:r>
         <w:t xml:space="preserve"> </w:t>
@@ -255,9 +204,9 @@
       <w:r>
         <w:drawing>
           <wp:inline>
-            <wp:extent cx="3733800" cy="1655318"/>
+            <wp:extent cx="3733800" cy="2614534"/>
             <wp:effectExtent b="0" l="0" r="0" t="0"/>
-            <wp:docPr descr="Создание пользователя guest и установка пароля" title="" id="23" name="Picture"/>
+            <wp:docPr descr="топология 1" title="" id="23" name="Picture"/>
             <a:graphic>
               <a:graphicData uri="http://schemas.openxmlformats.org/drawingml/2006/picture">
                 <pic:pic>
@@ -276,7 +225,7 @@
                   <pic:spPr bwMode="auto">
                     <a:xfrm>
                       <a:off x="0" y="0"/>
-                      <a:ext cx="3733800" cy="1655318"/>
+                      <a:ext cx="3733800" cy="2614534"/>
                     </a:xfrm>
                     <a:prstGeom prst="rect">
                       <a:avLst/>
@@ -300,7 +249,7 @@
         <w:pStyle w:val="ImageCaption"/>
       </w:pPr>
       <w:r>
-        <w:t xml:space="preserve">Рис. 1: Создание пользователя guest и установка пароля</w:t>
+        <w:t xml:space="preserve">Рис. 1: топология 1</w:t>
       </w:r>
     </w:p>
     <w:p>
@@ -308,49 +257,7 @@
         <w:pStyle w:val="BodyText"/>
       </w:pPr>
       <w:r>
-        <w:t xml:space="preserve">После создания учетной записи входим в систему под именем</w:t>
-      </w:r>
-      <w:r>
-        <w:t xml:space="preserve"> </w:t>
-      </w:r>
-      <w:r>
-        <w:rPr>
-          <w:rStyle w:val="VerbatimChar"/>
-        </w:rPr>
-        <w:t xml:space="preserve">guest</w:t>
-      </w:r>
-      <w:r>
-        <w:t xml:space="preserve">. С помощью команд</w:t>
-      </w:r>
-      <w:r>
-        <w:t xml:space="preserve"> </w:t>
-      </w:r>
-      <w:r>
-        <w:rPr>
-          <w:rStyle w:val="VerbatimChar"/>
-        </w:rPr>
-        <w:t xml:space="preserve">pwd</w:t>
-      </w:r>
-      <w:r>
-        <w:t xml:space="preserve"> </w:t>
-      </w:r>
-      <w:r>
-        <w:t xml:space="preserve">и</w:t>
-      </w:r>
-      <w:r>
-        <w:t xml:space="preserve"> </w:t>
-      </w:r>
-      <w:r>
-        <w:rPr>
-          <w:rStyle w:val="VerbatimChar"/>
-        </w:rPr>
-        <w:t xml:space="preserve">whoami</w:t>
-      </w:r>
-      <w:r>
-        <w:t xml:space="preserve"> </w:t>
-      </w:r>
-      <w:r>
-        <w:t xml:space="preserve">подтверждаем успешный вход и проверяем текущую директорию. Как правило, при входе терминал сразу открывает домашний каталог пользователя (рис.</w:t>
+        <w:t xml:space="preserve">Затем у первого компьютера назначил нужный айпи(рис.</w:t>
       </w:r>
       <w:r>
         <w:t xml:space="preserve"> </w:t>
@@ -373,9 +280,9 @@
       <w:r>
         <w:drawing>
           <wp:inline>
-            <wp:extent cx="3733800" cy="1348474"/>
+            <wp:extent cx="2903060" cy="2544973"/>
             <wp:effectExtent b="0" l="0" r="0" t="0"/>
-            <wp:docPr descr="Вход в систему, проверка текущей директории и имени пользователя" title="" id="26" name="Picture"/>
+            <wp:docPr descr="настройка айпи" title="" id="26" name="Picture"/>
             <a:graphic>
               <a:graphicData uri="http://schemas.openxmlformats.org/drawingml/2006/picture">
                 <pic:pic>
@@ -394,7 +301,7 @@
                   <pic:spPr bwMode="auto">
                     <a:xfrm>
                       <a:off x="0" y="0"/>
-                      <a:ext cx="3733800" cy="1348474"/>
+                      <a:ext cx="2903060" cy="2544973"/>
                     </a:xfrm>
                     <a:prstGeom prst="rect">
                       <a:avLst/>
@@ -418,7 +325,7 @@
         <w:pStyle w:val="ImageCaption"/>
       </w:pPr>
       <w:r>
-        <w:t xml:space="preserve">Рис. 2: Вход в систему, проверка текущей директории и имени пользователя</w:t>
+        <w:t xml:space="preserve">Рис. 2: настройка айпи</w:t>
       </w:r>
     </w:p>
     <w:p>
@@ -426,31 +333,7 @@
         <w:pStyle w:val="BodyText"/>
       </w:pPr>
       <w:r>
-        <w:t xml:space="preserve">Для более детального анализа используем команду</w:t>
-      </w:r>
-      <w:r>
-        <w:t xml:space="preserve"> </w:t>
-      </w:r>
-      <w:r>
-        <w:rPr>
-          <w:rStyle w:val="VerbatimChar"/>
-        </w:rPr>
-        <w:t xml:space="preserve">id</w:t>
-      </w:r>
-      <w:r>
-        <w:t xml:space="preserve">. Она позволяет увидеть уникальный идентификатор пользователя (uid) и его основной группы (gid). Сравниваем эти данные с выводом команды</w:t>
-      </w:r>
-      <w:r>
-        <w:t xml:space="preserve"> </w:t>
-      </w:r>
-      <w:r>
-        <w:rPr>
-          <w:rStyle w:val="VerbatimChar"/>
-        </w:rPr>
-        <w:t xml:space="preserve">groups</w:t>
-      </w:r>
-      <w:r>
-        <w:t xml:space="preserve">, чтобы убедиться в их идентичности (рис.</w:t>
+        <w:t xml:space="preserve">То же самое делаем со вторым(рис.</w:t>
       </w:r>
       <w:r>
         <w:t xml:space="preserve"> </w:t>
@@ -473,9 +356,9 @@
       <w:r>
         <w:drawing>
           <wp:inline>
-            <wp:extent cx="3733800" cy="1129219"/>
+            <wp:extent cx="3733800" cy="3416234"/>
             <wp:effectExtent b="0" l="0" r="0" t="0"/>
-            <wp:docPr descr="Работа с командами id и groups" title="" id="29" name="Picture"/>
+            <wp:docPr descr="настройка айпи" title="" id="29" name="Picture"/>
             <a:graphic>
               <a:graphicData uri="http://schemas.openxmlformats.org/drawingml/2006/picture">
                 <pic:pic>
@@ -494,7 +377,7 @@
                   <pic:spPr bwMode="auto">
                     <a:xfrm>
                       <a:off x="0" y="0"/>
-                      <a:ext cx="3733800" cy="1129219"/>
+                      <a:ext cx="3733800" cy="3416234"/>
                     </a:xfrm>
                     <a:prstGeom prst="rect">
                       <a:avLst/>
@@ -518,7 +401,7 @@
         <w:pStyle w:val="ImageCaption"/>
       </w:pPr>
       <w:r>
-        <w:t xml:space="preserve">Рис. 3: Работа с командами id и groups</w:t>
+        <w:t xml:space="preserve">Рис. 3: настройка айпи</w:t>
       </w:r>
     </w:p>
     <w:p>
@@ -526,49 +409,7 @@
         <w:pStyle w:val="BodyText"/>
       </w:pPr>
       <w:r>
-        <w:t xml:space="preserve">Далее просматриваем системный файл</w:t>
-      </w:r>
-      <w:r>
-        <w:t xml:space="preserve"> </w:t>
-      </w:r>
-      <w:r>
-        <w:rPr>
-          <w:rStyle w:val="VerbatimChar"/>
-        </w:rPr>
-        <w:t xml:space="preserve">/etc/passwd</w:t>
-      </w:r>
-      <w:r>
-        <w:t xml:space="preserve">. С помощью фильтра</w:t>
-      </w:r>
-      <w:r>
-        <w:t xml:space="preserve"> </w:t>
-      </w:r>
-      <w:r>
-        <w:rPr>
-          <w:rStyle w:val="VerbatimChar"/>
-        </w:rPr>
-        <w:t xml:space="preserve">grep</w:t>
-      </w:r>
-      <w:r>
-        <w:t xml:space="preserve"> </w:t>
-      </w:r>
-      <w:r>
-        <w:t xml:space="preserve">находим строку, относящуюся к нашему пользователю. Убеждаемся, что uid и gid в файле совпадают с теми, что мы получили ранее через команду</w:t>
-      </w:r>
-      <w:r>
-        <w:t xml:space="preserve"> </w:t>
-      </w:r>
-      <w:r>
-        <w:rPr>
-          <w:rStyle w:val="VerbatimChar"/>
-        </w:rPr>
-        <w:t xml:space="preserve">id</w:t>
-      </w:r>
-      <w:r>
-        <w:t xml:space="preserve"> </w:t>
-      </w:r>
-      <w:r>
-        <w:t xml:space="preserve">(рис.</w:t>
+        <w:t xml:space="preserve">Пингуем компьютер 1 со второго(рис.</w:t>
       </w:r>
       <w:r>
         <w:t xml:space="preserve"> </w:t>
@@ -591,9 +432,9 @@
       <w:r>
         <w:drawing>
           <wp:inline>
-            <wp:extent cx="3733800" cy="1932954"/>
+            <wp:extent cx="3733800" cy="1354640"/>
             <wp:effectExtent b="0" l="0" r="0" t="0"/>
-            <wp:docPr descr="Поиск учетной записи в /etc/passwd" title="" id="32" name="Picture"/>
+            <wp:docPr descr="Пингуем" title="" id="32" name="Picture"/>
             <a:graphic>
               <a:graphicData uri="http://schemas.openxmlformats.org/drawingml/2006/picture">
                 <pic:pic>
@@ -612,7 +453,7 @@
                   <pic:spPr bwMode="auto">
                     <a:xfrm>
                       <a:off x="0" y="0"/>
-                      <a:ext cx="3733800" cy="1932954"/>
+                      <a:ext cx="3733800" cy="1354640"/>
                     </a:xfrm>
                     <a:prstGeom prst="rect">
                       <a:avLst/>
@@ -636,7 +477,7 @@
         <w:pStyle w:val="ImageCaption"/>
       </w:pPr>
       <w:r>
-        <w:t xml:space="preserve">Рис. 4: Поиск учетной записи в /etc/passwd</w:t>
+        <w:t xml:space="preserve">Рис. 4: Пингуем</w:t>
       </w:r>
     </w:p>
     <w:p>
@@ -644,34 +485,7 @@
         <w:pStyle w:val="BodyText"/>
       </w:pPr>
       <w:r>
-        <w:t xml:space="preserve">Переходим к изучению структуры</w:t>
-      </w:r>
-      <w:r>
-        <w:t xml:space="preserve"> </w:t>
-      </w:r>
-      <w:r>
-        <w:rPr>
-          <w:rStyle w:val="VerbatimChar"/>
-        </w:rPr>
-        <w:t xml:space="preserve">/home</w:t>
-      </w:r>
-      <w:r>
-        <w:t xml:space="preserve">. Команда</w:t>
-      </w:r>
-      <w:r>
-        <w:t xml:space="preserve"> </w:t>
-      </w:r>
-      <w:r>
-        <w:rPr>
-          <w:rStyle w:val="VerbatimChar"/>
-        </w:rPr>
-        <w:t xml:space="preserve">ls -l /home/</w:t>
-      </w:r>
-      <w:r>
-        <w:t xml:space="preserve"> </w:t>
-      </w:r>
-      <w:r>
-        <w:t xml:space="preserve">позволяет увидеть список домашних папок всех пользователей и установленные на них права. Обращаем внимание, есть ли у нас права на чтение содержимого чужих директорий (рис.</w:t>
+        <w:t xml:space="preserve">смотрим пакеты в уайршарк (рис.</w:t>
       </w:r>
       <w:r>
         <w:t xml:space="preserve"> </w:t>
@@ -694,9 +508,9 @@
       <w:r>
         <w:drawing>
           <wp:inline>
-            <wp:extent cx="3733800" cy="2370666"/>
+            <wp:extent cx="3733800" cy="925572"/>
             <wp:effectExtent b="0" l="0" r="0" t="0"/>
-            <wp:docPr descr="Просмотр прав доступа к директориям в /home" title="" id="35" name="Picture"/>
+            <wp:docPr descr="настройка айпи" title="" id="35" name="Picture"/>
             <a:graphic>
               <a:graphicData uri="http://schemas.openxmlformats.org/drawingml/2006/picture">
                 <pic:pic>
@@ -715,7 +529,7 @@
                   <pic:spPr bwMode="auto">
                     <a:xfrm>
                       <a:off x="0" y="0"/>
-                      <a:ext cx="3733800" cy="2370666"/>
+                      <a:ext cx="3733800" cy="925572"/>
                     </a:xfrm>
                     <a:prstGeom prst="rect">
                       <a:avLst/>
@@ -739,7 +553,7 @@
         <w:pStyle w:val="ImageCaption"/>
       </w:pPr>
       <w:r>
-        <w:t xml:space="preserve">Рис. 5: Просмотр прав доступа к директориям в /home</w:t>
+        <w:t xml:space="preserve">Рис. 5: настройка айпи</w:t>
       </w:r>
     </w:p>
     <w:p>
@@ -747,19 +561,7 @@
         <w:pStyle w:val="BodyText"/>
       </w:pPr>
       <w:r>
-        <w:t xml:space="preserve">Проверяем наличие расширенных атрибутов с помощью</w:t>
-      </w:r>
-      <w:r>
-        <w:t xml:space="preserve"> </w:t>
-      </w:r>
-      <w:r>
-        <w:rPr>
-          <w:rStyle w:val="VerbatimChar"/>
-        </w:rPr>
-        <w:t xml:space="preserve">lsattr</w:t>
-      </w:r>
-      <w:r>
-        <w:t xml:space="preserve">. В большинстве стандартных конфигураций на домашних папках отсутствуют специфические флаги, но проверка важна для понимания механизмов безопасности Linux (рис.</w:t>
+        <w:t xml:space="preserve">Создаем топологию два с фрр и настраиваем(рис.</w:t>
       </w:r>
       <w:r>
         <w:t xml:space="preserve"> </w:t>
@@ -769,7 +571,7 @@
           <w:bCs/>
           <w:b/>
         </w:rPr>
-        <w:t xml:space="preserve">¿fig:006?</w:t>
+        <w:t xml:space="preserve">¿fig:007?</w:t>
       </w:r>
       <w:r>
         <w:t xml:space="preserve">).</w:t>
@@ -782,14 +584,14 @@
       <w:r>
         <w:drawing>
           <wp:inline>
-            <wp:extent cx="3733800" cy="1002230"/>
+            <wp:extent cx="2903060" cy="1803222"/>
             <wp:effectExtent b="0" l="0" r="0" t="0"/>
-            <wp:docPr descr="Попытка просмотра расширенных атрибутов директорий" title="" id="38" name="Picture"/>
+            <wp:docPr descr="настройка топологии" title="" id="38" name="Picture"/>
             <a:graphic>
               <a:graphicData uri="http://schemas.openxmlformats.org/drawingml/2006/picture">
                 <pic:pic>
                   <pic:nvPicPr>
-                    <pic:cNvPr descr="image/6.png" id="39" name="Picture"/>
+                    <pic:cNvPr descr="image/7.png" id="39" name="Picture"/>
                     <pic:cNvPicPr>
                       <a:picLocks noChangeArrowheads="1" noChangeAspect="1"/>
                     </pic:cNvPicPr>
@@ -803,7 +605,7 @@
                   <pic:spPr bwMode="auto">
                     <a:xfrm>
                       <a:off x="0" y="0"/>
-                      <a:ext cx="3733800" cy="1002230"/>
+                      <a:ext cx="2903060" cy="1803222"/>
                     </a:xfrm>
                     <a:prstGeom prst="rect">
                       <a:avLst/>
@@ -827,7 +629,7 @@
         <w:pStyle w:val="ImageCaption"/>
       </w:pPr>
       <w:r>
-        <w:t xml:space="preserve">Рис. 6: Попытка просмотра расширенных атрибутов директорий</w:t>
+        <w:t xml:space="preserve">Рис. 6: настройка топологии</w:t>
       </w:r>
     </w:p>
     <w:p>
@@ -835,22 +637,7 @@
         <w:pStyle w:val="BodyText"/>
       </w:pPr>
       <w:r>
-        <w:t xml:space="preserve">Создаем в домашней директории папку</w:t>
-      </w:r>
-      <w:r>
-        <w:t xml:space="preserve"> </w:t>
-      </w:r>
-      <w:r>
-        <w:rPr>
-          <w:rStyle w:val="VerbatimChar"/>
-        </w:rPr>
-        <w:t xml:space="preserve">dir1</w:t>
-      </w:r>
-      <w:r>
-        <w:t xml:space="preserve"> </w:t>
-      </w:r>
-      <w:r>
-        <w:t xml:space="preserve">и проверяем её стандартные права доступа. По умолчанию Linux выставляет права, позволяющие владельцу полный доступ (чтение, запись, исполнение) (рис.</w:t>
+        <w:t xml:space="preserve">Настраиваем (рис.</w:t>
       </w:r>
       <w:r>
         <w:t xml:space="preserve"> </w:t>
@@ -860,7 +647,7 @@
           <w:bCs/>
           <w:b/>
         </w:rPr>
-        <w:t xml:space="preserve">¿fig:007?</w:t>
+        <w:t xml:space="preserve">¿fig:008?</w:t>
       </w:r>
       <w:r>
         <w:t xml:space="preserve">).</w:t>
@@ -873,14 +660,14 @@
       <w:r>
         <w:drawing>
           <wp:inline>
-            <wp:extent cx="3733800" cy="649039"/>
+            <wp:extent cx="3120469" cy="1662545"/>
             <wp:effectExtent b="0" l="0" r="0" t="0"/>
-            <wp:docPr descr="Создание директории dir1 и проверка прав по умолчанию" title="" id="41" name="Picture"/>
+            <wp:docPr descr="настройка" title="" id="41" name="Picture"/>
             <a:graphic>
               <a:graphicData uri="http://schemas.openxmlformats.org/drawingml/2006/picture">
                 <pic:pic>
                   <pic:nvPicPr>
-                    <pic:cNvPr descr="image/7.png" id="42" name="Picture"/>
+                    <pic:cNvPr descr="image/8.png" id="42" name="Picture"/>
                     <pic:cNvPicPr>
                       <a:picLocks noChangeArrowheads="1" noChangeAspect="1"/>
                     </pic:cNvPicPr>
@@ -894,7 +681,7 @@
                   <pic:spPr bwMode="auto">
                     <a:xfrm>
                       <a:off x="0" y="0"/>
-                      <a:ext cx="3733800" cy="649039"/>
+                      <a:ext cx="3120469" cy="1662545"/>
                     </a:xfrm>
                     <a:prstGeom prst="rect">
                       <a:avLst/>
@@ -918,7 +705,7 @@
         <w:pStyle w:val="ImageCaption"/>
       </w:pPr>
       <w:r>
-        <w:t xml:space="preserve">Рис. 7: Создание директории dir1 и проверка прав по умолчанию</w:t>
+        <w:t xml:space="preserve">Рис. 7: настройка</w:t>
       </w:r>
     </w:p>
     <w:p>
@@ -926,34 +713,7 @@
         <w:pStyle w:val="BodyText"/>
       </w:pPr>
       <w:r>
-        <w:t xml:space="preserve">Завершающий этап эксперимента: снимаем все права с папки</w:t>
-      </w:r>
-      <w:r>
-        <w:t xml:space="preserve"> </w:t>
-      </w:r>
-      <w:r>
-        <w:rPr>
-          <w:rStyle w:val="VerbatimChar"/>
-        </w:rPr>
-        <w:t xml:space="preserve">dir1</w:t>
-      </w:r>
-      <w:r>
-        <w:t xml:space="preserve"> </w:t>
-      </w:r>
-      <w:r>
-        <w:t xml:space="preserve">командой</w:t>
-      </w:r>
-      <w:r>
-        <w:t xml:space="preserve"> </w:t>
-      </w:r>
-      <w:r>
-        <w:rPr>
-          <w:rStyle w:val="VerbatimChar"/>
-        </w:rPr>
-        <w:t xml:space="preserve">chmod 000</w:t>
-      </w:r>
-      <w:r>
-        <w:t xml:space="preserve">. После этого пытаемся создать файл внутри этой папки. Система ожидаемо выдает ошибку «Permission denied», так как у пользователя больше нет права на запись и выполнение (вход) в этот каталог (рис.</w:t>
+        <w:t xml:space="preserve">Пингуем и ловим трафик (рис.</w:t>
       </w:r>
       <w:r>
         <w:t xml:space="preserve"> </w:t>
@@ -963,7 +723,7 @@
           <w:bCs/>
           <w:b/>
         </w:rPr>
-        <w:t xml:space="preserve">¿fig:008?</w:t>
+        <w:t xml:space="preserve">¿fig:010?</w:t>
       </w:r>
       <w:r>
         <w:t xml:space="preserve">).</w:t>
@@ -971,55 +731,65 @@
     </w:p>
     <w:p>
       <w:pPr>
+        <w:pStyle w:val="CaptionedFigure"/>
+      </w:pPr>
+      <w:r>
+        <w:drawing>
+          <wp:inline>
+            <wp:extent cx="3733800" cy="1026612"/>
+            <wp:effectExtent b="0" l="0" r="0" t="0"/>
+            <wp:docPr descr="траффик" title="" id="44" name="Picture"/>
+            <a:graphic>
+              <a:graphicData uri="http://schemas.openxmlformats.org/drawingml/2006/picture">
+                <pic:pic>
+                  <pic:nvPicPr>
+                    <pic:cNvPr descr="image/10.png" id="45" name="Picture"/>
+                    <pic:cNvPicPr>
+                      <a:picLocks noChangeArrowheads="1" noChangeAspect="1"/>
+                    </pic:cNvPicPr>
+                  </pic:nvPicPr>
+                  <pic:blipFill>
+                    <a:blip r:embed="rId43"/>
+                    <a:stretch>
+                      <a:fillRect/>
+                    </a:stretch>
+                  </pic:blipFill>
+                  <pic:spPr bwMode="auto">
+                    <a:xfrm>
+                      <a:off x="0" y="0"/>
+                      <a:ext cx="3733800" cy="1026612"/>
+                    </a:xfrm>
+                    <a:prstGeom prst="rect">
+                      <a:avLst/>
+                    </a:prstGeom>
+                    <a:noFill/>
+                    <a:ln w="9525">
+                      <a:noFill/>
+                      <a:headEnd/>
+                      <a:tailEnd/>
+                    </a:ln>
+                  </pic:spPr>
+                </pic:pic>
+              </a:graphicData>
+            </a:graphic>
+          </wp:inline>
+        </w:drawing>
+      </w:r>
+    </w:p>
+    <w:p>
+      <w:pPr>
+        <w:pStyle w:val="ImageCaption"/>
+      </w:pPr>
+      <w:r>
+        <w:t xml:space="preserve">Рис. 8: траффик</w:t>
+      </w:r>
+    </w:p>
+    <w:p>
+      <w:pPr>
         <w:pStyle w:val="BodyText"/>
       </w:pPr>
       <w:r>
-        <w:t xml:space="preserve">При попытке создания файла</w:t>
-      </w:r>
-      <w:r>
-        <w:t xml:space="preserve"> </w:t>
-      </w:r>
-      <w:r>
-        <w:rPr>
-          <w:rStyle w:val="VerbatimChar"/>
-        </w:rPr>
-        <w:t xml:space="preserve">file1</w:t>
-      </w:r>
-      <w:r>
-        <w:t xml:space="preserve"> </w:t>
-      </w:r>
-      <w:r>
-        <w:t xml:space="preserve">в директории</w:t>
-      </w:r>
-      <w:r>
-        <w:t xml:space="preserve"> </w:t>
-      </w:r>
-      <w:r>
-        <w:rPr>
-          <w:rStyle w:val="VerbatimChar"/>
-        </w:rPr>
-        <w:t xml:space="preserve">dir1</w:t>
-      </w:r>
-      <w:r>
-        <w:t xml:space="preserve"> </w:t>
-      </w:r>
-      <w:r>
-        <w:t xml:space="preserve">с правами</w:t>
-      </w:r>
-      <w:r>
-        <w:t xml:space="preserve"> </w:t>
-      </w:r>
-      <w:r>
-        <w:rPr>
-          <w:rStyle w:val="VerbatimChar"/>
-        </w:rPr>
-        <w:t xml:space="preserve">000</w:t>
-      </w:r>
-      <w:r>
-        <w:t xml:space="preserve"> </w:t>
-      </w:r>
-      <w:r>
-        <w:t xml:space="preserve">был получен отказ. Это связано с тем, что для создания файла в каталоге пользователю необходимы права</w:t>
+        <w:t xml:space="preserve">топология 3 (рис.</w:t>
       </w:r>
       <w:r>
         <w:t xml:space="preserve"> </w:t>
@@ -1029,13 +799,73 @@
           <w:bCs/>
           <w:b/>
         </w:rPr>
-        <w:t xml:space="preserve">write (w)</w:t>
-      </w:r>
-      <w:r>
-        <w:t xml:space="preserve"> </w:t>
-      </w:r>
-      <w:r>
-        <w:t xml:space="preserve">для изменения содержимого каталога и</w:t>
+        <w:t xml:space="preserve">¿fig:011?</w:t>
+      </w:r>
+      <w:r>
+        <w:t xml:space="preserve">).</w:t>
+      </w:r>
+    </w:p>
+    <w:p>
+      <w:pPr>
+        <w:pStyle w:val="CaptionedFigure"/>
+      </w:pPr>
+      <w:r>
+        <w:drawing>
+          <wp:inline>
+            <wp:extent cx="3733800" cy="3121701"/>
+            <wp:effectExtent b="0" l="0" r="0" t="0"/>
+            <wp:docPr descr="Топология 3" title="" id="47" name="Picture"/>
+            <a:graphic>
+              <a:graphicData uri="http://schemas.openxmlformats.org/drawingml/2006/picture">
+                <pic:pic>
+                  <pic:nvPicPr>
+                    <pic:cNvPr descr="image/11.png" id="48" name="Picture"/>
+                    <pic:cNvPicPr>
+                      <a:picLocks noChangeArrowheads="1" noChangeAspect="1"/>
+                    </pic:cNvPicPr>
+                  </pic:nvPicPr>
+                  <pic:blipFill>
+                    <a:blip r:embed="rId46"/>
+                    <a:stretch>
+                      <a:fillRect/>
+                    </a:stretch>
+                  </pic:blipFill>
+                  <pic:spPr bwMode="auto">
+                    <a:xfrm>
+                      <a:off x="0" y="0"/>
+                      <a:ext cx="3733800" cy="3121701"/>
+                    </a:xfrm>
+                    <a:prstGeom prst="rect">
+                      <a:avLst/>
+                    </a:prstGeom>
+                    <a:noFill/>
+                    <a:ln w="9525">
+                      <a:noFill/>
+                      <a:headEnd/>
+                      <a:tailEnd/>
+                    </a:ln>
+                  </pic:spPr>
+                </pic:pic>
+              </a:graphicData>
+            </a:graphic>
+          </wp:inline>
+        </w:drawing>
+      </w:r>
+    </w:p>
+    <w:p>
+      <w:pPr>
+        <w:pStyle w:val="ImageCaption"/>
+      </w:pPr>
+      <w:r>
+        <w:t xml:space="preserve">Рис. 9: Топология 3</w:t>
+      </w:r>
+    </w:p>
+    <w:p>
+      <w:pPr>
+        <w:pStyle w:val="BodyText"/>
+      </w:pPr>
+      <w:r>
+        <w:t xml:space="preserve">Смотрим трафик после настройки(рис.</w:t>
       </w:r>
       <w:r>
         <w:t xml:space="preserve"> </w:t>
@@ -1045,29 +875,69 @@
           <w:bCs/>
           <w:b/>
         </w:rPr>
-        <w:t xml:space="preserve">execute (x)</w:t>
-      </w:r>
-      <w:r>
-        <w:t xml:space="preserve"> </w:t>
-      </w:r>
-      <w:r>
-        <w:t xml:space="preserve">для доступа к самому каталогу (перехода в него). Поскольку мы сняли все атрибуты, операционная система заблокировала операцию на уровне ядра. Файл не был создан, что подтверждается проверкой через</w:t>
-      </w:r>
-      <w:r>
-        <w:t xml:space="preserve"> </w:t>
-      </w:r>
-      <w:r>
-        <w:rPr>
-          <w:rStyle w:val="VerbatimChar"/>
-        </w:rPr>
-        <w:t xml:space="preserve">ls -l</w:t>
-      </w:r>
-      <w:r>
-        <w:t xml:space="preserve">.</w:t>
-      </w:r>
-    </w:p>
-    <w:bookmarkEnd w:id="43"/>
-    <w:bookmarkStart w:id="45" w:name="выводы"/>
+        <w:t xml:space="preserve">¿fig:006?</w:t>
+      </w:r>
+      <w:r>
+        <w:t xml:space="preserve">).</w:t>
+      </w:r>
+    </w:p>
+    <w:p>
+      <w:pPr>
+        <w:pStyle w:val="CaptionedFigure"/>
+      </w:pPr>
+      <w:r>
+        <w:drawing>
+          <wp:inline>
+            <wp:extent cx="3733800" cy="1004079"/>
+            <wp:effectExtent b="0" l="0" r="0" t="0"/>
+            <wp:docPr descr="трафик" title="" id="50" name="Picture"/>
+            <a:graphic>
+              <a:graphicData uri="http://schemas.openxmlformats.org/drawingml/2006/picture">
+                <pic:pic>
+                  <pic:nvPicPr>
+                    <pic:cNvPr descr="image/6.png" id="51" name="Picture"/>
+                    <pic:cNvPicPr>
+                      <a:picLocks noChangeArrowheads="1" noChangeAspect="1"/>
+                    </pic:cNvPicPr>
+                  </pic:nvPicPr>
+                  <pic:blipFill>
+                    <a:blip r:embed="rId49"/>
+                    <a:stretch>
+                      <a:fillRect/>
+                    </a:stretch>
+                  </pic:blipFill>
+                  <pic:spPr bwMode="auto">
+                    <a:xfrm>
+                      <a:off x="0" y="0"/>
+                      <a:ext cx="3733800" cy="1004079"/>
+                    </a:xfrm>
+                    <a:prstGeom prst="rect">
+                      <a:avLst/>
+                    </a:prstGeom>
+                    <a:noFill/>
+                    <a:ln w="9525">
+                      <a:noFill/>
+                      <a:headEnd/>
+                      <a:tailEnd/>
+                    </a:ln>
+                  </pic:spPr>
+                </pic:pic>
+              </a:graphicData>
+            </a:graphic>
+          </wp:inline>
+        </w:drawing>
+      </w:r>
+    </w:p>
+    <w:p>
+      <w:pPr>
+        <w:pStyle w:val="ImageCaption"/>
+      </w:pPr>
+      <w:r>
+        <w:t xml:space="preserve">Рис. 10: трафик</w:t>
+      </w:r>
+    </w:p>
+    <w:bookmarkEnd w:id="52"/>
+    <w:bookmarkStart w:id="53" w:name="выводы"/>
     <w:p>
       <w:pPr>
         <w:pStyle w:val="Heading1"/>
@@ -1090,18 +960,22 @@
         <w:pStyle w:val="FirstParagraph"/>
       </w:pPr>
       <w:r>
-        <w:t xml:space="preserve">В ходе лабораторной работы были освоены базовые команды управления пользователями и анализа прав доступа.</w:t>
-      </w:r>
-      <w:r>
-        <w:t xml:space="preserve"> </w:t>
-      </w:r>
-      <w:r>
-        <w:t xml:space="preserve"># Список литературы{.unnumbered}</w:t>
-      </w:r>
-    </w:p>
-    <w:bookmarkStart w:id="44" w:name="refs"/>
-    <w:bookmarkEnd w:id="44"/>
-    <w:bookmarkEnd w:id="45"/>
+        <w:t xml:space="preserve">В этой работе были освоены навыки работы с маршрутизатором и основными компонентами</w:t>
+      </w:r>
+    </w:p>
+    <w:bookmarkEnd w:id="53"/>
+    <w:bookmarkStart w:id="55" w:name="список-литературы"/>
+    <w:p>
+      <w:pPr>
+        <w:pStyle w:val="Heading1"/>
+      </w:pPr>
+      <w:r>
+        <w:t xml:space="preserve">Список литературы</w:t>
+      </w:r>
+    </w:p>
+    <w:bookmarkStart w:id="54" w:name="refs"/>
+    <w:bookmarkEnd w:id="54"/>
+    <w:bookmarkEnd w:id="55"/>
     <w:sectPr/>
   </w:body>
 </w:document>
